--- a/downloads/handouts/Unit 02/Handout 02.15 - News Card and Price Change.docx
+++ b/downloads/handouts/Unit 02/Handout 02.15 - News Card and Price Change.docx
@@ -874,43 +874,91 @@
       </w:r>
     </w:p>
     <w:p>
-      <w:r>
-        <w:br w:type="page"/>
+      <w:pPr>
+        <w:numPr>
+          <w:ilvl w:val="0"/>
+          <w:numId w:val="1001"/>
+        </w:numPr>
+      </w:pPr>
+      <w:r>
+        <w:t xml:space="preserve">______________________________________________________________________</w:t>
       </w:r>
     </w:p>
     <w:p>
-      <w:r>
-        <w:br w:type="page"/>
+      <w:pPr>
+        <w:numPr>
+          <w:ilvl w:val="0"/>
+          <w:numId w:val="1001"/>
+        </w:numPr>
+      </w:pPr>
+      <w:r>
+        <w:t xml:space="preserve">______________________________________________________________________</w:t>
       </w:r>
     </w:p>
     <w:p>
-      <w:r>
-        <w:br w:type="page"/>
+      <w:pPr>
+        <w:numPr>
+          <w:ilvl w:val="0"/>
+          <w:numId w:val="1001"/>
+        </w:numPr>
+      </w:pPr>
+      <w:r>
+        <w:t xml:space="preserve">______________________________________________________________________</w:t>
       </w:r>
     </w:p>
     <w:p>
-      <w:r>
-        <w:br w:type="page"/>
+      <w:pPr>
+        <w:numPr>
+          <w:ilvl w:val="0"/>
+          <w:numId w:val="1001"/>
+        </w:numPr>
+      </w:pPr>
+      <w:r>
+        <w:t xml:space="preserve">______________________________________________________________________</w:t>
       </w:r>
     </w:p>
     <w:p>
-      <w:r>
-        <w:br w:type="page"/>
+      <w:pPr>
+        <w:numPr>
+          <w:ilvl w:val="0"/>
+          <w:numId w:val="1001"/>
+        </w:numPr>
+      </w:pPr>
+      <w:r>
+        <w:t xml:space="preserve">______________________________________________________________________</w:t>
       </w:r>
     </w:p>
     <w:p>
-      <w:r>
-        <w:br w:type="page"/>
+      <w:pPr>
+        <w:numPr>
+          <w:ilvl w:val="0"/>
+          <w:numId w:val="1001"/>
+        </w:numPr>
+      </w:pPr>
+      <w:r>
+        <w:t xml:space="preserve">______________________________________________________________________</w:t>
       </w:r>
     </w:p>
     <w:p>
-      <w:r>
-        <w:br w:type="page"/>
+      <w:pPr>
+        <w:numPr>
+          <w:ilvl w:val="0"/>
+          <w:numId w:val="1001"/>
+        </w:numPr>
+      </w:pPr>
+      <w:r>
+        <w:t xml:space="preserve">______________________________________________________________________</w:t>
       </w:r>
     </w:p>
     <w:p>
-      <w:r>
-        <w:br w:type="page"/>
+      <w:pPr>
+        <w:numPr>
+          <w:ilvl w:val="0"/>
+          <w:numId w:val="1001"/>
+        </w:numPr>
+      </w:pPr>
+      <w:r>
+        <w:t xml:space="preserve">______________________________________________________________________</w:t>
       </w:r>
     </w:p>
     <w:p>
@@ -934,8 +982,11 @@
       </w:r>
     </w:p>
     <w:p>
-      <w:r>
-        <w:br w:type="page"/>
+      <w:pPr>
+        <w:pStyle w:val="FirstParagraph"/>
+      </w:pPr>
+      <w:r>
+        <w:t xml:space="preserve">______________________________________________________________________</w:t>
       </w:r>
     </w:p>
     <w:p>
@@ -951,8 +1002,11 @@
       </w:r>
     </w:p>
     <w:p>
-      <w:r>
-        <w:br w:type="page"/>
+      <w:pPr>
+        <w:pStyle w:val="FirstParagraph"/>
+      </w:pPr>
+      <w:r>
+        <w:t xml:space="preserve">______________________________________________________________________</w:t>
       </w:r>
     </w:p>
     <w:p>
@@ -1596,13 +1650,19 @@
       </w:r>
     </w:p>
     <w:p>
-      <w:r>
-        <w:br w:type="page"/>
+      <w:pPr>
+        <w:pStyle w:val="FirstParagraph"/>
+      </w:pPr>
+      <w:r>
+        <w:t xml:space="preserve">______________________________________________________________________</w:t>
       </w:r>
     </w:p>
     <w:p>
-      <w:r>
-        <w:br w:type="page"/>
+      <w:pPr>
+        <w:pStyle w:val="BodyText"/>
+      </w:pPr>
+      <w:r>
+        <w:t xml:space="preserve">______________________________________________________________________</w:t>
       </w:r>
     </w:p>
     <w:p>
@@ -1618,8 +1678,11 @@
       </w:r>
     </w:p>
     <w:p>
-      <w:r>
-        <w:br w:type="page"/>
+      <w:pPr>
+        <w:pStyle w:val="FirstParagraph"/>
+      </w:pPr>
+      <w:r>
+        <w:t xml:space="preserve">______________________________________________________________________</w:t>
       </w:r>
     </w:p>
     <w:sectPr>

--- a/downloads/handouts/Unit 02/Handout 02.15 - News Card and Price Change.docx
+++ b/downloads/handouts/Unit 02/Handout 02.15 - News Card and Price Change.docx
@@ -6,9 +6,9 @@
       <w:pPr>
         <w:pStyle w:val="Heading1"/>
       </w:pPr>
-      <w:bookmarkStart w:id="20" w:name="handout-02.15-news-card-and-price-change"/>
-      <w:r>
-        <w:t xml:space="preserve">Handout 02.15: News Card and Price Change</w:t>
+      <w:bookmarkStart w:id="20" w:name="handout-2.15-news-card-and-price-change"/>
+      <w:r>
+        <w:t xml:space="preserve">Handout 2.15: News Card and Price Change</w:t>
       </w:r>
       <w:bookmarkEnd w:id="20"/>
     </w:p>

--- a/downloads/handouts/Unit 02/Handout 02.15 - News Card and Price Change.docx
+++ b/downloads/handouts/Unit 02/Handout 02.15 - News Card and Price Change.docx
@@ -45,13 +45,13 @@
         <w:rPr>
           <w:b/>
         </w:rPr>
-        <w:t xml:space="preserve">The four dispatch families</w:t>
+        <w:t xml:space="preserve">Four kinds of news you have already heard.</w:t>
       </w:r>
       <w:r>
         <w:t xml:space="preserve"> </w:t>
       </w:r>
       <w:r>
-        <w:t xml:space="preserve">(from the Merchant’s Handbook): weather moves Meadowgold; exploration news moves Sparkstone and Cloudberry; royal decrees move Crown Seal and Iron Vault; the seasons move Willowbrook. The Honeypot ignores the news.</w:t>
+        <w:t xml:space="preserve">A bank fails and the borrowing stops. People still need light. One company controls almost all of a thing. A new invention arrives. The bank ignores the news.</w:t>
       </w:r>
     </w:p>
     <w:p>
@@ -69,7 +69,7 @@
         <w:pStyle w:val="FirstParagraph"/>
       </w:pPr>
       <w:r>
-        <w:t xml:space="preserve">Eight news cards on the left. Eight price changes on the right, out of order. Write the letter of the price change next to the news card that caused it. Then write the cause and effect sentence for each one using this frame:</w:t>
+        <w:t xml:space="preserve">Eight news cards on the left. Each one is a piece of a dispatch from 1873 or 1882, the two rounds you have already lived through. Eight price changes on the right, out of order, copied from the board. Write the letter of the price change next to the news card that caused it. Then write the cause and effect sentence for each one using this frame:</w:t>
       </w:r>
     </w:p>
     <w:p>
@@ -174,7 +174,7 @@
               <w:jc w:val="left"/>
             </w:pPr>
             <w:r>
-              <w:t xml:space="preserve">News card (the dispatch)</w:t>
+              <w:t xml:space="preserve">News card (a piece of the dispatch)</w:t>
             </w:r>
           </w:p>
         </w:tc>
@@ -215,7 +215,7 @@
               <w:jc w:val="left"/>
             </w:pPr>
             <w:r>
-              <w:t xml:space="preserve">Picture cue: a lightning bolt.</w:t>
+              <w:t xml:space="preserve">1873, RAIL.</w:t>
             </w:r>
             <w:r>
               <w:t xml:space="preserve"> </w:t>
@@ -224,7 +224,7 @@
               <w:t xml:space="preserve">“</w:t>
             </w:r>
             <w:r>
-              <w:t xml:space="preserve">Sparkstone crews strike the richest crystal seam in twenty years. Output expected to double by spring.</w:t>
+              <w:t xml:space="preserve">On September 18, 1873, the bank of Jay Cooke and Company, which had lent enormous sums to build a railroad across the northern plains, cannot pay what it owes and closes its doors. Other banks follow. Railroads that borrowed to lay track they did not need go broke.</w:t>
             </w:r>
             <w:r>
               <w:t xml:space="preserve">”</w:t>
@@ -262,7 +262,7 @@
               <w:jc w:val="left"/>
             </w:pPr>
             <w:r>
-              <w:t xml:space="preserve">Picture cue: a storm cloud.</w:t>
+              <w:t xml:space="preserve">1873, OIL.</w:t>
             </w:r>
             <w:r>
               <w:t xml:space="preserve"> </w:t>
@@ -271,7 +271,7 @@
               <w:t xml:space="preserve">“</w:t>
             </w:r>
             <w:r>
-              <w:t xml:space="preserve">A week of hail flattens the wheat across the eastern farms. Meadowgold reports crop losses on a third of its acres.</w:t>
+              <w:t xml:space="preserve">Oil and gas keep selling, because people still need light.</w:t>
             </w:r>
             <w:r>
               <w:t xml:space="preserve">”</w:t>
@@ -309,7 +309,7 @@
               <w:jc w:val="left"/>
             </w:pPr>
             <w:r>
-              <w:t xml:space="preserve">Picture cue: a crown.</w:t>
+              <w:t xml:space="preserve">1873, GAS.</w:t>
             </w:r>
             <w:r>
               <w:t xml:space="preserve"> </w:t>
@@ -318,7 +318,7 @@
               <w:t xml:space="preserve">“</w:t>
             </w:r>
             <w:r>
-              <w:t xml:space="preserve">The Crown announces it will pay Crown Seal Note holders one extra AQ per note this season as thanks for a strong treasury.</w:t>
+              <w:t xml:space="preserve">Oil and gas keep selling, because people still need light.</w:t>
             </w:r>
             <w:r>
               <w:t xml:space="preserve">”</w:t>
@@ -356,7 +356,7 @@
               <w:jc w:val="left"/>
             </w:pPr>
             <w:r>
-              <w:t xml:space="preserve">Picture cue: a balloon with a tear in it.</w:t>
+              <w:t xml:space="preserve">1882, OIL.</w:t>
             </w:r>
             <w:r>
               <w:t xml:space="preserve"> </w:t>
@@ -365,7 +365,7 @@
               <w:t xml:space="preserve">“</w:t>
             </w:r>
             <w:r>
-              <w:t xml:space="preserve">Cloudberry’s third expedition returns early with nothing. The company has coin for one more voyage, at most.</w:t>
+              <w:t xml:space="preserve">Standard Oil now refines about nine of every ten barrels of oil in the United States. This year its lawyers invented something new: the trust, a single board that secretly controls dozens of companies that look independent. Rivals are bought or driven out.</w:t>
             </w:r>
             <w:r>
               <w:t xml:space="preserve">”</w:t>
@@ -403,7 +403,7 @@
               <w:jc w:val="left"/>
             </w:pPr>
             <w:r>
-              <w:t xml:space="preserve">Picture cue: a tree with frost on it.</w:t>
+              <w:t xml:space="preserve">1882, RAIL.</w:t>
             </w:r>
             <w:r>
               <w:t xml:space="preserve"> </w:t>
@@ -412,7 +412,7 @@
               <w:t xml:space="preserve">“</w:t>
             </w:r>
             <w:r>
-              <w:t xml:space="preserve">A late frost hits Willowbrook Grove. Growers say the trees survived but this season’s harvest will be small.</w:t>
+              <w:t xml:space="preserve">The railroads have climbed back.</w:t>
             </w:r>
             <w:r>
               <w:t xml:space="preserve">”</w:t>
@@ -450,7 +450,7 @@
               <w:jc w:val="left"/>
             </w:pPr>
             <w:r>
-              <w:t xml:space="preserve">Picture cue: an iron door with a crack.</w:t>
+              <w:t xml:space="preserve">1882, ELEC.</w:t>
             </w:r>
             <w:r>
               <w:t xml:space="preserve"> </w:t>
@@ -459,7 +459,7 @@
               <w:t xml:space="preserve">“</w:t>
             </w:r>
             <w:r>
-              <w:t xml:space="preserve">A rumor that the Iron Vault lent too much to a failing shipyard spreads through the market. The Vault says all loans are sound.</w:t>
+              <w:t xml:space="preserve">On September 4, 1882, Thomas Edison’s Pearl Street station switched on the first electric lights in New York’s financial district, and Edison Electric Light joins the board today.</w:t>
             </w:r>
             <w:r>
               <w:t xml:space="preserve">”</w:t>
@@ -497,7 +497,7 @@
               <w:jc w:val="left"/>
             </w:pPr>
             <w:r>
-              <w:t xml:space="preserve">Picture cue: a new road.</w:t>
+              <w:t xml:space="preserve">1882, GAS. From the company card:</w:t>
             </w:r>
             <w:r>
               <w:t xml:space="preserve"> </w:t>
@@ -506,7 +506,7 @@
               <w:t xml:space="preserve">“</w:t>
             </w:r>
             <w:r>
-              <w:t xml:space="preserve">The Crown opens a new trade road through the western farmlands. Land along the road, most of it Meadowgold’s, is suddenly in demand.</w:t>
+              <w:t xml:space="preserve">Lights the streets and homes of New York. Everyone pays the gas bill every month. Electricity is coming.</w:t>
             </w:r>
             <w:r>
               <w:t xml:space="preserve">”</w:t>
@@ -544,7 +544,7 @@
               <w:jc w:val="left"/>
             </w:pPr>
             <w:r>
-              <w:t xml:space="preserve">Picture cue: a honey jar.</w:t>
+              <w:t xml:space="preserve">Every round, BANK. From the rules:</w:t>
             </w:r>
             <w:r>
               <w:t xml:space="preserve"> </w:t>
@@ -553,7 +553,7 @@
               <w:t xml:space="preserve">“</w:t>
             </w:r>
             <w:r>
-              <w:t xml:space="preserve">The Honeypot Coffer announces its rate for the season: the same small, steady amount as always.</w:t>
+              <w:t xml:space="preserve">Pays 3 percent of the balance at the start of every round. Never falls.</w:t>
             </w:r>
             <w:r>
               <w:t xml:space="preserve">”</w:t>
@@ -649,7 +649,7 @@
               <w:jc w:val="left"/>
             </w:pPr>
             <w:r>
-              <w:t xml:space="preserve">Meadowgold Acres: down 6 percent</w:t>
+              <w:t xml:space="preserve">OIL: 12 to 30 (up 18)</w:t>
             </w:r>
           </w:p>
         </w:tc>
@@ -679,7 +679,7 @@
               <w:jc w:val="left"/>
             </w:pPr>
             <w:r>
-              <w:t xml:space="preserve">Crown Seal Notes: up 1 percent</w:t>
+              <w:t xml:space="preserve">RAIL: 50 to 30 (down 20)</w:t>
             </w:r>
           </w:p>
         </w:tc>
@@ -709,7 +709,7 @@
               <w:jc w:val="left"/>
             </w:pPr>
             <w:r>
-              <w:t xml:space="preserve">The Honeypot Coffer: no change</w:t>
+              <w:t xml:space="preserve">BANK: no share price; the balance grows 3 percent every round</w:t>
             </w:r>
           </w:p>
         </w:tc>
@@ -739,7 +739,7 @@
               <w:jc w:val="left"/>
             </w:pPr>
             <w:r>
-              <w:t xml:space="preserve">Sparkstone Mines: up 14 percent</w:t>
+              <w:t xml:space="preserve">GAS: 21 to 26 (up 5)</w:t>
             </w:r>
           </w:p>
         </w:tc>
@@ -769,7 +769,7 @@
               <w:jc w:val="left"/>
             </w:pPr>
             <w:r>
-              <w:t xml:space="preserve">The Iron Vault: down 2 percent</w:t>
+              <w:t xml:space="preserve">ELEC: joins the board at 25 (no earlier price)</w:t>
             </w:r>
           </w:p>
         </w:tc>
@@ -799,7 +799,7 @@
               <w:jc w:val="left"/>
             </w:pPr>
             <w:r>
-              <w:t xml:space="preserve">Willowbrook Grove: down 3 percent</w:t>
+              <w:t xml:space="preserve">OIL: 10 to 12 (up 2)</w:t>
             </w:r>
           </w:p>
         </w:tc>
@@ -829,7 +829,7 @@
               <w:jc w:val="left"/>
             </w:pPr>
             <w:r>
-              <w:t xml:space="preserve">Cloudberry Expeditions: down 22 percent</w:t>
+              <w:t xml:space="preserve">RAIL: 30 to 45 (up 15)</w:t>
             </w:r>
           </w:p>
         </w:tc>
@@ -859,7 +859,7 @@
               <w:jc w:val="left"/>
             </w:pPr>
             <w:r>
-              <w:t xml:space="preserve">Meadowgold Acres: up 8 percent</w:t>
+              <w:t xml:space="preserve">GAS: 20 to 21 (up 1)</w:t>
             </w:r>
           </w:p>
         </w:tc>
@@ -978,7 +978,7 @@
         <w:pStyle w:val="Compact"/>
       </w:pPr>
       <w:r>
-        <w:t xml:space="preserve">Cards 2 and 7 are both about Meadowgold. One pushed the price down, one pushed it up. What is the difference?</w:t>
+        <w:t xml:space="preserve">Cards 1 and 5 are both about the railroads. One pushed the price down, one pushed it up. What is the difference?</w:t>
       </w:r>
     </w:p>
     <w:p>
@@ -998,7 +998,7 @@
         <w:pStyle w:val="Compact"/>
       </w:pPr>
       <w:r>
-        <w:t xml:space="preserve">Card 6 is a rumor, not a fact, and the Vault says it is false. The price still fell. Why?</w:t>
+        <w:t xml:space="preserve">Card 4: one company controls nine of every ten barrels, and the price of its shares went up more than anything else on the board. If you bought kerosene for your lamp instead of shares of Standard Oil, would you be happy? Why or why not?</w:t>
       </w:r>
     </w:p>
     <w:p>
@@ -1054,7 +1054,7 @@
         <w:t xml:space="preserve"> </w:t>
       </w:r>
       <w:r>
-        <w:t xml:space="preserve">A named source (the venture, the Crown, a reporter) passes.</w:t>
+        <w:t xml:space="preserve">A named company, a court, Congress, a dated report passes.</w:t>
       </w:r>
       <w:r>
         <w:t xml:space="preserve"> </w:t>
@@ -1105,7 +1105,7 @@
         <w:t xml:space="preserve"> </w:t>
       </w:r>
       <w:r>
-        <w:t xml:space="preserve">A percent, an amount, a date, or a count passes. No number fails.</w:t>
+        <w:t xml:space="preserve">A date, a percent, an amount, or a count passes. No number fails.</w:t>
       </w:r>
     </w:p>
     <w:p>
@@ -1159,7 +1159,7 @@
         <w:t xml:space="preserve">“</w:t>
       </w:r>
       <w:r>
-        <w:t xml:space="preserve">before it’s too late,</w:t>
+        <w:t xml:space="preserve">before it is too late,</w:t>
       </w:r>
       <w:r>
         <w:t xml:space="preserve">”</w:t>
@@ -1171,7 +1171,7 @@
         <w:t xml:space="preserve">“</w:t>
       </w:r>
       <w:r>
-        <w:t xml:space="preserve">everyone is buying</w:t>
+        <w:t xml:space="preserve">everyone is selling</w:t>
       </w:r>
       <w:r>
         <w:t xml:space="preserve">”</w:t>
@@ -1189,6 +1189,14 @@
       </w:pPr>
       <w:r>
         <w:t xml:space="preserve">Two or three points: probably a fact. Zero or one: hype.</w:t>
+      </w:r>
+    </w:p>
+    <w:p>
+      <w:pPr>
+        <w:pStyle w:val="BodyText"/>
+      </w:pPr>
+      <w:r>
+        <w:t xml:space="preserve">The year is 1893. Three of these headlines are pieces of the dispatch you heard yesterday. Three were written to make you hurry.</w:t>
       </w:r>
     </w:p>
     <w:tbl>
@@ -1370,7 +1378,7 @@
               <w:t xml:space="preserve">“</w:t>
             </w:r>
             <w:r>
-              <w:t xml:space="preserve">Sparkstone about to EXPLODE. Insiders say get in NOW before everyone else does.</w:t>
+              <w:t xml:space="preserve">In February 1893 the Philadelphia and Reading Railroad, one of the biggest, goes bankrupt. By summer about five hundred banks and more than fifteen thousand businesses have failed.</w:t>
             </w:r>
             <w:r>
               <w:t xml:space="preserve">”</w:t>
@@ -1418,7 +1426,7 @@
               <w:t xml:space="preserve">“</w:t>
             </w:r>
             <w:r>
-              <w:t xml:space="preserve">Cloudberry Expeditions reports its fourth voyage will launch on the first day of spring with 40 percent less coin than the last one.</w:t>
+              <w:t xml:space="preserve">RAILROADS ARE FINISHED. Everyone is selling. Get out NOW before you lose it all.</w:t>
             </w:r>
             <w:r>
               <w:t xml:space="preserve">”</w:t>
@@ -1466,7 +1474,7 @@
               <w:t xml:space="preserve">“</w:t>
             </w:r>
             <w:r>
-              <w:t xml:space="preserve">Meadowgold is a sure thing. Land never goes down. Buy as much as you can.</w:t>
+              <w:t xml:space="preserve">General Electric, formed only last year when Edison’s company merged with a rival, watches its stock fall to a fraction of its price.</w:t>
             </w:r>
             <w:r>
               <w:t xml:space="preserve">”</w:t>
@@ -1514,7 +1522,7 @@
               <w:t xml:space="preserve">“</w:t>
             </w:r>
             <w:r>
-              <w:t xml:space="preserve">The Crown’s treasury office confirms Crown Seal Notes will pay the usual 2 percent this season.</w:t>
+              <w:t xml:space="preserve">Electric light is a fad. Nobody will ever pay for it. Sell every share today.</w:t>
             </w:r>
             <w:r>
               <w:t xml:space="preserve">”</w:t>
@@ -1562,7 +1570,7 @@
               <w:t xml:space="preserve">“</w:t>
             </w:r>
             <w:r>
-              <w:t xml:space="preserve">Everyone is dumping the Iron Vault. Sell before it’s too late.</w:t>
+              <w:t xml:space="preserve">In 1890 Congress passed the Sherman Antitrust Act to stop monopolies like Standard Oil, but so far nobody has used it.</w:t>
             </w:r>
             <w:r>
               <w:t xml:space="preserve">”</w:t>
@@ -1610,7 +1618,7 @@
               <w:t xml:space="preserve">“</w:t>
             </w:r>
             <w:r>
-              <w:t xml:space="preserve">Willowbrook Grove’s growers’ council reports this year’s harvest at 15 percent below last year after the frost; trees are healthy.</w:t>
+              <w:t xml:space="preserve">Insiders say oil will double by spring. Buy all you can before everyone else does.</w:t>
             </w:r>
             <w:r>
               <w:t xml:space="preserve">”</w:t>
@@ -1674,7 +1682,7 @@
         <w:pStyle w:val="Compact"/>
       </w:pPr>
       <w:r>
-        <w:t xml:space="preserve">Headline 5 tells you to sell the Iron Vault. If you sold and the rumor was false, who got your units, and at what kind of price?</w:t>
+        <w:t xml:space="preserve">Headline 2 tells you to sell your railroad shares. If you sold everything because of it, who bought your shares, and at what kind of price?</w:t>
       </w:r>
     </w:p>
     <w:p>

--- a/downloads/handouts/Unit 02/Handout 02.15 - News Card and Price Change.docx
+++ b/downloads/handouts/Unit 02/Handout 02.15 - News Card and Price Change.docx
@@ -69,7 +69,7 @@
         <w:pStyle w:val="FirstParagraph"/>
       </w:pPr>
       <w:r>
-        <w:t xml:space="preserve">Eight news cards on the left. Each one is a piece of a dispatch from 1873 or 1882, the two rounds you have already lived through. Eight price changes on the right, out of order, copied from the board. Write the letter of the price change next to the news card that caused it. Then write the cause and effect sentence for each one using this frame:</w:t>
+        <w:t xml:space="preserve">There are eight news cards in the first table. Each one is a piece of a dispatch from 1873 or 1882, the two rounds you have already lived through. There are eight price changes in the second table, out of order, copied from the board. Write the letter of the price change next to the news card that caused it. Then write the cause and effect sentence for each one using this frame:</w:t>
       </w:r>
     </w:p>
     <w:p>
@@ -224,7 +224,7 @@
               <w:t xml:space="preserve">“</w:t>
             </w:r>
             <w:r>
-              <w:t xml:space="preserve">On September 18, 1873, the bank of Jay Cooke and Company, which had lent enormous sums to build a railroad across the northern plains, cannot pay what it owes and closes its doors. Other banks follow. Railroads that borrowed to lay track they did not need go broke.</w:t>
+              <w:t xml:space="preserve">On September 18, 1873, the bank of Jay Cooke and Company closes its doors. It had lent enormous sums to build a railroad across the northern plains, and it cannot pay what it owes. Other banks follow. Railroads that borrowed to lay track they did not need go broke.</w:t>
             </w:r>
             <w:r>
               <w:t xml:space="preserve">”</w:t>
@@ -365,7 +365,7 @@
               <w:t xml:space="preserve">“</w:t>
             </w:r>
             <w:r>
-              <w:t xml:space="preserve">Standard Oil now refines about nine of every ten barrels of oil in the United States. This year its lawyers invented something new: the trust, a single board that secretly controls dozens of companies that look independent. Rivals are bought or driven out.</w:t>
+              <w:t xml:space="preserve">Standard Oil now refines about nine of every ten barrels of oil in the United States. This year its lawyers invented something new: the trust. A trust is a single board that secretly controls dozens of companies that look independent. Rivals are bought or driven out.</w:t>
             </w:r>
             <w:r>
               <w:t xml:space="preserve">”</w:t>
@@ -986,7 +986,7 @@
         <w:pStyle w:val="FirstParagraph"/>
       </w:pPr>
       <w:r>
-        <w:t xml:space="preserve">______________________________________________________________________</w:t>
+        <w:t xml:space="preserve">The difference: ______________________________________________________________________</w:t>
       </w:r>
     </w:p>
     <w:p>
@@ -1006,7 +1006,7 @@
         <w:pStyle w:val="FirstParagraph"/>
       </w:pPr>
       <w:r>
-        <w:t xml:space="preserve">______________________________________________________________________</w:t>
+        <w:t xml:space="preserve">Answer: ______________________________________________________________________</w:t>
       </w:r>
     </w:p>
     <w:p>
@@ -1662,7 +1662,7 @@
         <w:pStyle w:val="FirstParagraph"/>
       </w:pPr>
       <w:r>
-        <w:t xml:space="preserve">______________________________________________________________________</w:t>
+        <w:t xml:space="preserve">My rewrite: ______________________________________________________________________</w:t>
       </w:r>
     </w:p>
     <w:p>
@@ -1670,7 +1670,7 @@
         <w:pStyle w:val="BodyText"/>
       </w:pPr>
       <w:r>
-        <w:t xml:space="preserve">______________________________________________________________________</w:t>
+        <w:t xml:space="preserve">More room: ______________________________________________________________________</w:t>
       </w:r>
     </w:p>
     <w:p>
@@ -1682,15 +1682,19 @@
         <w:pStyle w:val="Compact"/>
       </w:pPr>
       <w:r>
-        <w:t xml:space="preserve">Headline 2 tells you to sell your railroad shares. If you sold everything because of it, who bought your shares, and at what kind of price?</w:t>
+        <w:t xml:space="preserve">Headline 2 tells you to sell your railroad shares. If you sold everything because of it, (a) who bought your shares, and (b) at what kind of price?</w:t>
       </w:r>
     </w:p>
     <w:p>
       <w:pPr>
-        <w:pStyle w:val="FirstParagraph"/>
-      </w:pPr>
-      <w:r>
-        <w:t xml:space="preserve">______________________________________________________________________</w:t>
+        <w:numPr>
+          <w:ilvl w:val="0"/>
+          <w:numId w:val="1007"/>
+        </w:numPr>
+        <w:pStyle w:val="Compact"/>
+      </w:pPr>
+      <w:r>
+        <w:t xml:space="preserve">______________________________ (b) ______________________________________</w:t>
       </w:r>
     </w:p>
     <w:sectPr>
@@ -2538,6 +2542,118 @@
       </w:pPr>
     </w:lvl>
   </w:abstractNum>
+  <w:abstractNum w:abstractNumId="99731">
+    <w:nsid w:val="615f1ed2"/>
+    <w:multiLevelType w:val="multilevel"/>
+    <w:lvl w:ilvl="0">
+      <w:start w:val="1"/>
+      <w:numFmt w:val="lowerLetter"/>
+      <w:lvlText w:val="(%1)"/>
+      <w:lvlJc w:val="left"/>
+      <w:pPr>
+        <w:tabs>
+          <w:tab w:val="num" w:pos="0"/>
+        </w:tabs>
+        <w:ind w:left="480" w:hanging="480"/>
+      </w:pPr>
+    </w:lvl>
+    <w:lvl w:ilvl="1">
+      <w:start w:val="1"/>
+      <w:numFmt w:val="lowerLetter"/>
+      <w:lvlText w:val="(%2)"/>
+      <w:lvlJc w:val="left"/>
+      <w:pPr>
+        <w:tabs>
+          <w:tab w:val="num" w:pos="720"/>
+        </w:tabs>
+        <w:ind w:left="1200" w:hanging="480"/>
+      </w:pPr>
+    </w:lvl>
+    <w:lvl w:ilvl="2">
+      <w:start w:val="1"/>
+      <w:numFmt w:val="lowerLetter"/>
+      <w:lvlText w:val="(%3)"/>
+      <w:lvlJc w:val="left"/>
+      <w:pPr>
+        <w:tabs>
+          <w:tab w:val="num" w:pos="1440"/>
+        </w:tabs>
+        <w:ind w:left="1920" w:hanging="480"/>
+      </w:pPr>
+    </w:lvl>
+    <w:lvl w:ilvl="3">
+      <w:start w:val="1"/>
+      <w:numFmt w:val="lowerLetter"/>
+      <w:lvlText w:val="(%4)"/>
+      <w:lvlJc w:val="left"/>
+      <w:pPr>
+        <w:tabs>
+          <w:tab w:val="num" w:pos="2160"/>
+        </w:tabs>
+        <w:ind w:left="2640" w:hanging="480"/>
+      </w:pPr>
+    </w:lvl>
+    <w:lvl w:ilvl="4">
+      <w:start w:val="1"/>
+      <w:numFmt w:val="lowerLetter"/>
+      <w:lvlText w:val="(%5)"/>
+      <w:lvlJc w:val="left"/>
+      <w:pPr>
+        <w:tabs>
+          <w:tab w:val="num" w:pos="2880"/>
+        </w:tabs>
+        <w:ind w:left="3360" w:hanging="480"/>
+      </w:pPr>
+    </w:lvl>
+    <w:lvl w:ilvl="5">
+      <w:start w:val="1"/>
+      <w:numFmt w:val="lowerLetter"/>
+      <w:lvlText w:val="(%6)"/>
+      <w:lvlJc w:val="left"/>
+      <w:pPr>
+        <w:tabs>
+          <w:tab w:val="num" w:pos="3600"/>
+        </w:tabs>
+        <w:ind w:left="4080" w:hanging="480"/>
+      </w:pPr>
+    </w:lvl>
+    <w:lvl w:ilvl="6">
+      <w:start w:val="1"/>
+      <w:numFmt w:val="lowerLetter"/>
+      <w:lvlText w:val="(%7)"/>
+      <w:lvlJc w:val="left"/>
+      <w:pPr>
+        <w:tabs>
+          <w:tab w:val="num" w:pos="4320"/>
+        </w:tabs>
+        <w:ind w:left="4800" w:hanging="480"/>
+      </w:pPr>
+    </w:lvl>
+    <w:lvl w:ilvl="7">
+      <w:start w:val="1"/>
+      <w:numFmt w:val="lowerLetter"/>
+      <w:lvlText w:val="(%8)"/>
+      <w:lvlJc w:val="left"/>
+      <w:pPr>
+        <w:tabs>
+          <w:tab w:val="num" w:pos="5040"/>
+        </w:tabs>
+        <w:ind w:left="5520" w:hanging="480"/>
+      </w:pPr>
+    </w:lvl>
+    <w:lvl w:ilvl="8">
+      <w:start w:val="1"/>
+      <w:numFmt w:val="lowerLetter"/>
+      <w:lvlText w:val="(%9)"/>
+      <w:lvlJc w:val="left"/>
+      <w:pPr>
+        <w:tabs>
+          <w:tab w:val="num" w:pos="5760"/>
+        </w:tabs>
+        <w:ind w:left="6240" w:hanging="480"/>
+      </w:pPr>
+    </w:lvl>
+  </w:abstractNum>
   <w:num w:numId="1000">
     <w:abstractNumId w:val="990"/>
   </w:num>
@@ -2692,6 +2808,36 @@
     </w:lvlOverride>
     <w:lvlOverride w:ilvl="8">
       <w:startOverride w:val="12"/>
+    </w:lvlOverride>
+  </w:num>
+  <w:num w:numId="1007">
+    <w:abstractNumId w:val="99731"/>
+    <w:lvlOverride w:ilvl="0">
+      <w:startOverride w:val="1"/>
+    </w:lvlOverride>
+    <w:lvlOverride w:ilvl="1">
+      <w:startOverride w:val="1"/>
+    </w:lvlOverride>
+    <w:lvlOverride w:ilvl="2">
+      <w:startOverride w:val="1"/>
+    </w:lvlOverride>
+    <w:lvlOverride w:ilvl="3">
+      <w:startOverride w:val="1"/>
+    </w:lvlOverride>
+    <w:lvlOverride w:ilvl="4">
+      <w:startOverride w:val="1"/>
+    </w:lvlOverride>
+    <w:lvlOverride w:ilvl="5">
+      <w:startOverride w:val="1"/>
+    </w:lvlOverride>
+    <w:lvlOverride w:ilvl="6">
+      <w:startOverride w:val="1"/>
+    </w:lvlOverride>
+    <w:lvlOverride w:ilvl="7">
+      <w:startOverride w:val="1"/>
+    </w:lvlOverride>
+    <w:lvlOverride w:ilvl="8">
+      <w:startOverride w:val="1"/>
     </w:lvlOverride>
   </w:num>
 </w:numbering>
